--- a/Plan_Implementacion_Cogana_v1.0.docx
+++ b/Plan_Implementacion_Cogana_v1.0.docx
@@ -13,7 +13,7 @@
           <w:color w:val="2E74B5"/>
           <w:sz w:val="26"/>
         </w:rPr>
-        <w:t>COGUANA</w:t>
+        <w:t>COGANA</w:t>
       </w:r>
       <w:r>
         <w:rPr>
@@ -148,7 +148,7 @@
               <w:spacing w:after="0" w:line="240" w:lineRule="auto"/>
             </w:pPr>
             <w:r>
-              <w:t>Coguana</w:t>
+              <w:t>Cogana</w:t>
             </w:r>
           </w:p>
         </w:tc>
@@ -808,7 +808,7 @@
               <w:spacing w:after="0" w:line="240" w:lineRule="auto"/>
             </w:pPr>
             <w:r>
-              <w:t>PRD Coguana v1.0</w:t>
+              <w:t>PRD Cogana v1.0</w:t>
             </w:r>
           </w:p>
         </w:tc>
@@ -850,7 +850,7 @@
               <w:spacing w:after="0" w:line="240" w:lineRule="auto"/>
             </w:pPr>
             <w:r>
-              <w:t>TRD Coguana v1.0</w:t>
+              <w:t>TRD Cogana v1.0</w:t>
             </w:r>
           </w:p>
         </w:tc>
@@ -1231,7 +1231,7 @@
     </w:p>
     <w:p>
       <w:r>
-        <w:t>Coguana se implementará por capas. La primera versión útil será una herramienta interna para registrar ventas presenciales, controlar caja, inventario y precios en teléfonos Android. Luego se agregará el backend central y la sincronización entre dos dispositivos. Solo cuando esa operación funcione durante un piloto real se abrirán pedidos para clientes, restaurantes y reparto.</w:t>
+        <w:t>Cogana se implementará por capas. La primera versión útil será una herramienta interna para registrar ventas presenciales, controlar caja, inventario y precios en teléfonos Android. Luego se agregará el backend central y la sincronización entre dos dispositivos. Solo cuando esa operación funcione durante un piloto real se abrirán pedidos para clientes, restaurantes y reparto.</w:t>
       </w:r>
     </w:p>
     <w:tbl>
@@ -4994,7 +4994,7 @@
         <w:pStyle w:val="ListNumber"/>
       </w:pPr>
       <w:r>
-        <w:t>Crear organization Coguana, store Santa Anita, profiles, memberships y devices.</w:t>
+        <w:t>Crear organization Cogana, store Santa Anita, profiles, memberships y devices.</w:t>
       </w:r>
     </w:p>
     <w:p>
@@ -12861,7 +12861,7 @@
     </w:p>
     <w:p>
       <w:r>
-        <w:t>El logo compartido es provisional y contiene marcas de agua/avisos de derechos de terceros. Antes de publicar la aplicación, Coguana deberá obtener el archivo original con autorización de uso o crear una identidad visual propia.</w:t>
+        <w:t>El logo compartido es provisional y contiene marcas de agua/avisos de derechos de terceros. Antes de publicar la aplicación, Cogana deberá obtener el archivo original con autorización de uso o crear una identidad visual propia.</w:t>
       </w:r>
     </w:p>
     <w:sectPr>
@@ -12921,7 +12921,7 @@
         <w:color w:val="1F4D78"/>
         <w:sz w:val="18"/>
       </w:rPr>
-      <w:t>COGUANA  |  PLAN DE IMPLEMENTACIÓN</w:t>
+      <w:t>COGANA  |  PLAN DE IMPLEMENTACIÓN</w:t>
     </w:r>
   </w:p>
 </w:hdr>
